--- a/交付成果/第4轮朗读优化版/朗读优化4周版/读书会01_禅修入门与基础_4周资料包（朗读优化版）/Word版/00_主持人总指南.docx
+++ b/交付成果/第4轮朗读优化版/朗读优化4周版/读书会01_禅修入门与基础_4周资料包（朗读优化版）/Word版/00_主持人总指南.docx
@@ -4,97 +4,96 @@
   <w:body>
     <w:p>
       <w:pPr>
-        <w:spacing w:before="160" w:after="80"/>
+        <w:jc w:val="right"/>
       </w:pPr>
       <w:r>
         <w:rPr>
-          <w:rFonts w:ascii="Microsoft YaHei" w:hAnsi="Microsoft YaHei" w:eastAsia="Microsoft YaHei"/>
+          <w:color w:val="888888"/>
+          <w:sz w:val="16"/>
+        </w:rPr>
+        <w:t>📅 最近更新：2026-09-22 17:55　|　时长严格控制到120分钟（两段主题讨论各15→10；分享/共读不变），并修复合并残留（重复引导语标题、连续---、重复下一份文档链接、4周版周数措辞不一致）；共读原文逐字未改</w:t>
+      </w:r>
+    </w:p>
+    <w:p>
+      <w:pPr>
+        <w:jc w:val="center"/>
+      </w:pPr>
+      <w:r>
+        <w:rPr>
           <w:b/>
           <w:color w:val="1F3864"/>
-          <w:sz w:val="34"/>
+          <w:sz w:val="36"/>
         </w:rPr>
         <w:t>🧑‍🤝‍🧑 主持人总指南</w:t>
       </w:r>
     </w:p>
     <w:p>
-      <w:pPr>
-        <w:spacing w:before="160" w:after="80"/>
-      </w:pPr>
       <w:r>
         <w:rPr>
-          <w:rFonts w:ascii="Microsoft YaHei" w:hAnsi="Microsoft YaHei" w:eastAsia="Microsoft YaHei"/>
           <w:b/>
           <w:color w:val="1F3864"/>
-          <w:sz w:val="28"/>
+          <w:sz w:val="26"/>
         </w:rPr>
         <w:t>读书会01：禅修入门与基础 · 零基础主持人手册（4周版）</w:t>
       </w:r>
     </w:p>
     <w:p>
       <w:pPr>
-        <w:spacing w:before="40" w:after="80"/>
-        <w:ind w:left="283"/>
-        <w:shd w:val="clear" w:color="auto" w:fill="EEF2F8"/>
+        <w:ind w:left="170"/>
         <w:pBdr>
-          <w:left w:val="single" w:sz="20" w:space="6" w:color="1F3864"/>
+          <w:left w:val="single" w:sz="18" w:space="4" w:color="1F3864"/>
         </w:pBdr>
+        <w:shd w:val="clear" w:fill="F2F5FA"/>
       </w:pPr>
       <w:r>
         <w:rPr>
-          <w:sz w:val="20"/>
+          <w:b w:val="0"/>
         </w:rPr>
         <w:t xml:space="preserve">📌 </w:t>
       </w:r>
       <w:r>
         <w:rPr>
           <w:b/>
-          <w:sz w:val="20"/>
         </w:rPr>
         <w:t>这份手册是给主持人的"操作说明书"</w:t>
       </w:r>
       <w:r>
         <w:rPr>
-          <w:sz w:val="20"/>
+          <w:b w:val="0"/>
         </w:rPr>
         <w:t>。你不是老师，不需要懂禅修理论，也不需要会打坐，只需要按流程推进即可。本资料包由</w:t>
       </w:r>
       <w:r>
         <w:rPr>
           <w:b/>
-          <w:sz w:val="20"/>
         </w:rPr>
         <w:t>8周第三版修订</w:t>
       </w:r>
       <w:r>
         <w:rPr>
-          <w:sz w:val="20"/>
+          <w:b w:val="0"/>
         </w:rPr>
         <w:t>按"连续两周合并"重组为</w:t>
       </w:r>
       <w:r>
         <w:rPr>
           <w:b/>
-          <w:sz w:val="20"/>
         </w:rPr>
         <w:t>4周版</w:t>
       </w:r>
       <w:r>
         <w:rPr>
-          <w:sz w:val="20"/>
+          <w:b w:val="0"/>
         </w:rPr>
         <w:t>：全部4周的资料都按同一套结构设计，共读原文文字已完整写在每周文档中（无需查知识库），你只需要每周提前打开当周文档，到点推进流程。</w:t>
       </w:r>
     </w:p>
     <w:p>
-      <w:pPr>
-        <w:spacing w:before="160" w:after="80"/>
-      </w:pPr>
       <w:r>
         <w:rPr>
-          <w:rFonts w:ascii="Microsoft YaHei" w:hAnsi="Microsoft YaHei" w:eastAsia="Microsoft YaHei"/>
           <w:b/>
           <w:color w:val="1F3864"/>
-          <w:sz w:val="28"/>
+          <w:sz w:val="26"/>
         </w:rPr>
         <w:t>一、主持人角色定位</w:t>
       </w:r>
@@ -103,7 +102,6 @@
       <w:r>
         <w:rPr>
           <w:b/>
-          <w:sz w:val="21"/>
         </w:rPr>
         <w:t>你是共学旅程的同行者，不是老师。</w:t>
       </w:r>
@@ -111,133 +109,84 @@
     <w:p>
       <w:r>
         <w:rPr>
-          <w:sz w:val="21"/>
+          <w:b w:val="0"/>
         </w:rPr>
         <w:t>你负责：</w:t>
       </w:r>
     </w:p>
     <w:p>
       <w:pPr>
-        <w:ind w:left="340"/>
+        <w:pStyle w:val="ListBullet"/>
       </w:pPr>
       <w:r>
         <w:rPr>
-          <w:color w:val="1F3864"/>
-          <w:sz w:val="21"/>
-        </w:rPr>
-        <w:t xml:space="preserve">• </w:t>
-      </w:r>
-      <w:r>
-        <w:rPr>
-          <w:sz w:val="21"/>
+          <w:b w:val="0"/>
         </w:rPr>
         <w:t>✅ 把控时间节奏，确保流程顺利推进</w:t>
       </w:r>
     </w:p>
     <w:p>
       <w:pPr>
-        <w:ind w:left="340"/>
+        <w:pStyle w:val="ListBullet"/>
       </w:pPr>
       <w:r>
         <w:rPr>
-          <w:color w:val="1F3864"/>
-          <w:sz w:val="21"/>
-        </w:rPr>
-        <w:t xml:space="preserve">• </w:t>
-      </w:r>
-      <w:r>
-        <w:rPr>
-          <w:sz w:val="21"/>
+          <w:b w:val="0"/>
         </w:rPr>
         <w:t>✅ 营造安全、开放的交流氛围</w:t>
       </w:r>
     </w:p>
     <w:p>
       <w:pPr>
-        <w:ind w:left="340"/>
+        <w:pStyle w:val="ListBullet"/>
       </w:pPr>
       <w:r>
         <w:rPr>
-          <w:color w:val="1F3864"/>
-          <w:sz w:val="21"/>
-        </w:rPr>
-        <w:t xml:space="preserve">• </w:t>
-      </w:r>
-      <w:r>
-        <w:rPr>
-          <w:sz w:val="21"/>
+          <w:b w:val="0"/>
         </w:rPr>
         <w:t>✅ 朗读引导问题，但不提供标准答案</w:t>
       </w:r>
     </w:p>
     <w:p>
       <w:pPr>
-        <w:ind w:left="340"/>
+        <w:pStyle w:val="ListBullet"/>
       </w:pPr>
       <w:r>
         <w:rPr>
-          <w:color w:val="1F3864"/>
-          <w:sz w:val="21"/>
-        </w:rPr>
-        <w:t xml:space="preserve">• </w:t>
-      </w:r>
-      <w:r>
-        <w:rPr>
-          <w:sz w:val="21"/>
+          <w:b w:val="0"/>
         </w:rPr>
         <w:t>✅ 鼓励每位参与者发言，避免个别人主导讨论</w:t>
       </w:r>
     </w:p>
     <w:p>
       <w:pPr>
-        <w:ind w:left="340"/>
+        <w:pStyle w:val="ListBullet"/>
       </w:pPr>
       <w:r>
         <w:rPr>
-          <w:color w:val="1F3864"/>
-          <w:sz w:val="21"/>
-        </w:rPr>
-        <w:t xml:space="preserve">• </w:t>
-      </w:r>
-      <w:r>
-        <w:rPr>
-          <w:sz w:val="21"/>
+          <w:b w:val="0"/>
         </w:rPr>
         <w:t>✅ 在跑题时温和拉回主题</w:t>
       </w:r>
     </w:p>
     <w:p>
       <w:pPr>
-        <w:ind w:left="340"/>
+        <w:pStyle w:val="ListBullet"/>
       </w:pPr>
       <w:r>
         <w:rPr>
-          <w:color w:val="1F3864"/>
-          <w:sz w:val="21"/>
-        </w:rPr>
-        <w:t xml:space="preserve">• </w:t>
-      </w:r>
-      <w:r>
-        <w:rPr>
-          <w:sz w:val="21"/>
+          <w:b w:val="0"/>
         </w:rPr>
         <w:t>✅ 带领每周的禅修练习（照读引导词即可）</w:t>
       </w:r>
     </w:p>
     <w:p>
       <w:pPr>
-        <w:ind w:left="340"/>
+        <w:pStyle w:val="ListBullet"/>
       </w:pPr>
       <w:r>
         <w:rPr>
-          <w:color w:val="1F3864"/>
-          <w:sz w:val="21"/>
-        </w:rPr>
-        <w:t xml:space="preserve">• </w:t>
-      </w:r>
-      <w:r>
-        <w:rPr>
-          <w:sz w:val="21"/>
+          <w:b w:val="0"/>
         </w:rPr>
         <w:t>✅ 最后带领简短回向</w:t>
       </w:r>
@@ -245,135 +194,100 @@
     <w:p>
       <w:r>
         <w:rPr>
-          <w:sz w:val="21"/>
+          <w:b w:val="0"/>
         </w:rPr>
         <w:t>你</w:t>
       </w:r>
       <w:r>
         <w:rPr>
           <w:b/>
-          <w:sz w:val="21"/>
         </w:rPr>
         <w:t>不需要</w:t>
       </w:r>
       <w:r>
         <w:rPr>
-          <w:sz w:val="21"/>
+          <w:b w:val="0"/>
         </w:rPr>
         <w:t>：</w:t>
       </w:r>
     </w:p>
     <w:p>
       <w:pPr>
-        <w:ind w:left="340"/>
+        <w:pStyle w:val="ListBullet"/>
       </w:pPr>
       <w:r>
         <w:rPr>
-          <w:color w:val="1F3864"/>
-          <w:sz w:val="21"/>
-        </w:rPr>
-        <w:t xml:space="preserve">• </w:t>
-      </w:r>
-      <w:r>
-        <w:rPr>
-          <w:sz w:val="21"/>
+          <w:b w:val="0"/>
         </w:rPr>
         <w:t>❌ 提前学习禅修理论</w:t>
       </w:r>
     </w:p>
     <w:p>
       <w:pPr>
-        <w:ind w:left="340"/>
+        <w:pStyle w:val="ListBullet"/>
       </w:pPr>
       <w:r>
         <w:rPr>
-          <w:color w:val="1F3864"/>
-          <w:sz w:val="21"/>
-        </w:rPr>
-        <w:t xml:space="preserve">• </w:t>
-      </w:r>
-      <w:r>
-        <w:rPr>
-          <w:sz w:val="21"/>
+          <w:b w:val="0"/>
         </w:rPr>
         <w:t>❌ 回答"入定是什么感觉""我看到光正常吗"之类的知识问题</w:t>
       </w:r>
     </w:p>
     <w:p>
       <w:pPr>
-        <w:ind w:left="340"/>
+        <w:pStyle w:val="ListBullet"/>
       </w:pPr>
       <w:r>
         <w:rPr>
-          <w:color w:val="1F3864"/>
-          <w:sz w:val="21"/>
-        </w:rPr>
-        <w:t xml:space="preserve">• </w:t>
-      </w:r>
-      <w:r>
-        <w:rPr>
-          <w:sz w:val="21"/>
+          <w:b w:val="0"/>
         </w:rPr>
         <w:t>❌ 解释原文的意思</w:t>
       </w:r>
     </w:p>
     <w:p>
       <w:pPr>
-        <w:ind w:left="340"/>
+        <w:pStyle w:val="ListBullet"/>
       </w:pPr>
       <w:r>
         <w:rPr>
-          <w:color w:val="1F3864"/>
-          <w:sz w:val="21"/>
-        </w:rPr>
-        <w:t xml:space="preserve">• </w:t>
-      </w:r>
-      <w:r>
-        <w:rPr>
-          <w:sz w:val="21"/>
+          <w:b w:val="0"/>
         </w:rPr>
         <w:t>❌ 纠正别人"理解错了"</w:t>
       </w:r>
     </w:p>
     <w:p>
-      <w:pPr>
-        <w:spacing w:before="160" w:after="80"/>
-      </w:pPr>
       <w:r>
         <w:rPr>
-          <w:rFonts w:ascii="Microsoft YaHei" w:hAnsi="Microsoft YaHei" w:eastAsia="Microsoft YaHei"/>
           <w:b/>
           <w:color w:val="1F3864"/>
-          <w:sz w:val="28"/>
+          <w:sz w:val="26"/>
         </w:rPr>
         <w:t>二、每周课程的标准流程（新9环节 = 120分钟）</w:t>
       </w:r>
     </w:p>
     <w:p>
       <w:pPr>
-        <w:spacing w:before="40" w:after="80"/>
-        <w:ind w:left="283"/>
-        <w:shd w:val="clear" w:color="auto" w:fill="EEF2F8"/>
+        <w:ind w:left="170"/>
         <w:pBdr>
-          <w:left w:val="single" w:sz="20" w:space="6" w:color="1F3864"/>
+          <w:left w:val="single" w:sz="18" w:space="4" w:color="1F3864"/>
         </w:pBdr>
+        <w:shd w:val="clear" w:fill="F2F5FA"/>
       </w:pPr>
       <w:r>
         <w:rPr>
-          <w:sz w:val="20"/>
+          <w:b w:val="0"/>
         </w:rPr>
         <w:t>本4周版采用「第一期流程建议」的新流程：每周围绕</w:t>
       </w:r>
       <w:r>
         <w:rPr>
           <w:b/>
-          <w:sz w:val="20"/>
         </w:rPr>
         <w:t>两段共读原文、两轮分享、两轮主题讨论</w:t>
       </w:r>
       <w:r>
         <w:rPr>
-          <w:sz w:val="20"/>
+          <w:b w:val="0"/>
         </w:rPr>
         <w:t>展开，总时长约120分钟（设计=2小时，按下方时间弹性调控）。</w:t>
       </w:r>
@@ -382,7 +296,6 @@
       <w:tblPr>
         <w:tblStyle w:val="TableGrid"/>
         <w:tblW w:type="auto" w:w="0"/>
-        <w:jc w:val="center"/>
         <w:tblLook w:firstColumn="1" w:firstRow="1" w:lastColumn="0" w:lastRow="0" w:noHBand="0" w:noVBand="1" w:val="04A0"/>
       </w:tblPr>
       <w:tblGrid>
@@ -395,17 +308,20 @@
         <w:tc>
           <w:tcPr>
             <w:tcW w:type="dxa" w:w="2409"/>
-            <w:shd w:val="clear" w:color="auto" w:fill="1F3864"/>
+            <w:shd w:val="clear" w:fill="1F3864"/>
           </w:tcPr>
           <w:p>
-            <w:pPr>
-              <w:spacing w:after="20"/>
-            </w:pPr>
             <w:r>
               <w:rPr>
-                <w:b/>
                 <w:color w:val="FFFFFF"/>
-                <w:sz w:val="19"/>
+                <w:sz w:val="18"/>
+              </w:rPr>
+            </w:r>
+            <w:r>
+              <w:rPr>
+                <w:b w:val="0"/>
+                <w:color w:val="FFFFFF"/>
+                <w:sz w:val="18"/>
               </w:rPr>
               <w:t>环节</w:t>
             </w:r>
@@ -414,17 +330,20 @@
         <w:tc>
           <w:tcPr>
             <w:tcW w:type="dxa" w:w="2409"/>
-            <w:shd w:val="clear" w:color="auto" w:fill="1F3864"/>
+            <w:shd w:val="clear" w:fill="1F3864"/>
           </w:tcPr>
           <w:p>
-            <w:pPr>
-              <w:spacing w:after="20"/>
-            </w:pPr>
             <w:r>
               <w:rPr>
-                <w:b/>
                 <w:color w:val="FFFFFF"/>
-                <w:sz w:val="19"/>
+                <w:sz w:val="18"/>
+              </w:rPr>
+            </w:r>
+            <w:r>
+              <w:rPr>
+                <w:b w:val="0"/>
+                <w:color w:val="FFFFFF"/>
+                <w:sz w:val="18"/>
               </w:rPr>
               <w:t>时长</w:t>
             </w:r>
@@ -433,17 +352,20 @@
         <w:tc>
           <w:tcPr>
             <w:tcW w:type="dxa" w:w="2409"/>
-            <w:shd w:val="clear" w:color="auto" w:fill="1F3864"/>
+            <w:shd w:val="clear" w:fill="1F3864"/>
           </w:tcPr>
           <w:p>
-            <w:pPr>
-              <w:spacing w:after="20"/>
-            </w:pPr>
             <w:r>
               <w:rPr>
-                <w:b/>
                 <w:color w:val="FFFFFF"/>
-                <w:sz w:val="19"/>
+                <w:sz w:val="18"/>
+              </w:rPr>
+            </w:r>
+            <w:r>
+              <w:rPr>
+                <w:b w:val="0"/>
+                <w:color w:val="FFFFFF"/>
+                <w:sz w:val="18"/>
               </w:rPr>
               <w:t>做什么</w:t>
             </w:r>
@@ -452,17 +374,20 @@
         <w:tc>
           <w:tcPr>
             <w:tcW w:type="dxa" w:w="2409"/>
-            <w:shd w:val="clear" w:color="auto" w:fill="1F3864"/>
+            <w:shd w:val="clear" w:fill="1F3864"/>
           </w:tcPr>
           <w:p>
-            <w:pPr>
-              <w:spacing w:after="20"/>
-            </w:pPr>
             <w:r>
               <w:rPr>
-                <w:b/>
                 <w:color w:val="FFFFFF"/>
-                <w:sz w:val="19"/>
+                <w:sz w:val="18"/>
+              </w:rPr>
+            </w:r>
+            <w:r>
+              <w:rPr>
+                <w:b w:val="0"/>
+                <w:color w:val="FFFFFF"/>
+                <w:sz w:val="18"/>
               </w:rPr>
               <w:t>主持人要做的事</w:t>
             </w:r>
@@ -475,19 +400,22 @@
             <w:tcW w:type="dxa" w:w="2409"/>
           </w:tcPr>
           <w:p>
-            <w:pPr>
-              <w:spacing w:after="20"/>
-            </w:pPr>
             <w:r>
               <w:rPr>
-                <w:sz w:val="19"/>
+                <w:sz w:val="18"/>
+              </w:rPr>
+            </w:r>
+            <w:r>
+              <w:rPr>
+                <w:b w:val="0"/>
+                <w:sz w:val="18"/>
               </w:rPr>
               <w:t xml:space="preserve">🧘 </w:t>
             </w:r>
             <w:r>
               <w:rPr>
                 <w:b/>
-                <w:sz w:val="19"/>
+                <w:sz w:val="18"/>
               </w:rPr>
               <w:t>静心开场</w:t>
             </w:r>
@@ -498,12 +426,15 @@
             <w:tcW w:type="dxa" w:w="2409"/>
           </w:tcPr>
           <w:p>
-            <w:pPr>
-              <w:spacing w:after="20"/>
-            </w:pPr>
             <w:r>
               <w:rPr>
-                <w:sz w:val="19"/>
+                <w:sz w:val="18"/>
+              </w:rPr>
+            </w:r>
+            <w:r>
+              <w:rPr>
+                <w:b w:val="0"/>
+                <w:sz w:val="18"/>
               </w:rPr>
               <w:t>10 min</w:t>
             </w:r>
@@ -514,12 +445,15 @@
             <w:tcW w:type="dxa" w:w="2409"/>
           </w:tcPr>
           <w:p>
-            <w:pPr>
-              <w:spacing w:after="20"/>
-            </w:pPr>
             <w:r>
               <w:rPr>
-                <w:sz w:val="19"/>
+                <w:sz w:val="18"/>
+              </w:rPr>
+            </w:r>
+            <w:r>
+              <w:rPr>
+                <w:b w:val="0"/>
+                <w:sz w:val="18"/>
               </w:rPr>
               <w:t>静坐调息 ＋ 破冰/暖场 ＋ 心理安全三约定（保密／不评判／可随时暂停）</w:t>
             </w:r>
@@ -530,12 +464,15 @@
             <w:tcW w:type="dxa" w:w="2409"/>
           </w:tcPr>
           <w:p>
-            <w:pPr>
-              <w:spacing w:after="20"/>
-            </w:pPr>
             <w:r>
               <w:rPr>
-                <w:sz w:val="19"/>
+                <w:sz w:val="18"/>
+              </w:rPr>
+            </w:r>
+            <w:r>
+              <w:rPr>
+                <w:b w:val="0"/>
+                <w:sz w:val="18"/>
               </w:rPr>
               <w:t>带一句"我们先静坐一分钟，关注呼吸"</w:t>
             </w:r>
@@ -546,22 +483,25 @@
         <w:tc>
           <w:tcPr>
             <w:tcW w:type="dxa" w:w="2409"/>
-            <w:shd w:val="clear" w:color="auto" w:fill="F2F2F2"/>
+            <w:shd w:val="clear" w:fill="F2F5FA"/>
           </w:tcPr>
           <w:p>
-            <w:pPr>
-              <w:spacing w:after="20"/>
-            </w:pPr>
             <w:r>
               <w:rPr>
-                <w:sz w:val="19"/>
+                <w:sz w:val="18"/>
+              </w:rPr>
+            </w:r>
+            <w:r>
+              <w:rPr>
+                <w:b w:val="0"/>
+                <w:sz w:val="18"/>
               </w:rPr>
               <w:t xml:space="preserve">📖 </w:t>
             </w:r>
             <w:r>
               <w:rPr>
                 <w:b/>
-                <w:sz w:val="19"/>
+                <w:sz w:val="18"/>
               </w:rPr>
               <w:t>共读原文1</w:t>
             </w:r>
@@ -570,15 +510,18 @@
         <w:tc>
           <w:tcPr>
             <w:tcW w:type="dxa" w:w="2409"/>
-            <w:shd w:val="clear" w:color="auto" w:fill="F2F2F2"/>
+            <w:shd w:val="clear" w:fill="F2F5FA"/>
           </w:tcPr>
           <w:p>
-            <w:pPr>
-              <w:spacing w:after="20"/>
-            </w:pPr>
             <w:r>
               <w:rPr>
-                <w:sz w:val="19"/>
+                <w:sz w:val="18"/>
+              </w:rPr>
+            </w:r>
+            <w:r>
+              <w:rPr>
+                <w:b w:val="0"/>
+                <w:sz w:val="18"/>
               </w:rPr>
               <w:t>20 min</w:t>
             </w:r>
@@ -587,15 +530,18 @@
         <w:tc>
           <w:tcPr>
             <w:tcW w:type="dxa" w:w="2409"/>
-            <w:shd w:val="clear" w:color="auto" w:fill="F2F2F2"/>
+            <w:shd w:val="clear" w:fill="F2F5FA"/>
           </w:tcPr>
           <w:p>
-            <w:pPr>
-              <w:spacing w:after="20"/>
-            </w:pPr>
             <w:r>
               <w:rPr>
-                <w:sz w:val="19"/>
+                <w:sz w:val="18"/>
+              </w:rPr>
+            </w:r>
+            <w:r>
+              <w:rPr>
+                <w:b w:val="0"/>
+                <w:sz w:val="18"/>
               </w:rPr>
               <w:t>全体一起／轮流朗读本段"本周朗读段"原文（其余默读／选读／延伸）</w:t>
             </w:r>
@@ -604,15 +550,18 @@
         <w:tc>
           <w:tcPr>
             <w:tcW w:type="dxa" w:w="2409"/>
-            <w:shd w:val="clear" w:color="auto" w:fill="F2F2F2"/>
+            <w:shd w:val="clear" w:fill="F2F5FA"/>
           </w:tcPr>
           <w:p>
-            <w:pPr>
-              <w:spacing w:after="20"/>
-            </w:pPr>
             <w:r>
               <w:rPr>
-                <w:sz w:val="19"/>
+                <w:sz w:val="18"/>
+              </w:rPr>
+            </w:r>
+            <w:r>
+              <w:rPr>
+                <w:b w:val="0"/>
+                <w:sz w:val="18"/>
               </w:rPr>
               <w:t>提前打开文档或打印，计时</w:t>
             </w:r>
@@ -625,19 +574,22 @@
             <w:tcW w:type="dxa" w:w="2409"/>
           </w:tcPr>
           <w:p>
-            <w:pPr>
-              <w:spacing w:after="20"/>
-            </w:pPr>
             <w:r>
               <w:rPr>
-                <w:sz w:val="19"/>
+                <w:sz w:val="18"/>
+              </w:rPr>
+            </w:r>
+            <w:r>
+              <w:rPr>
+                <w:b w:val="0"/>
+                <w:sz w:val="18"/>
               </w:rPr>
               <w:t xml:space="preserve">💬 </w:t>
             </w:r>
             <w:r>
               <w:rPr>
                 <w:b/>
-                <w:sz w:val="19"/>
+                <w:sz w:val="18"/>
               </w:rPr>
               <w:t>第一轮分享</w:t>
             </w:r>
@@ -648,12 +600,15 @@
             <w:tcW w:type="dxa" w:w="2409"/>
           </w:tcPr>
           <w:p>
-            <w:pPr>
-              <w:spacing w:after="20"/>
-            </w:pPr>
             <w:r>
               <w:rPr>
-                <w:sz w:val="19"/>
+                <w:sz w:val="18"/>
+              </w:rPr>
+            </w:r>
+            <w:r>
+              <w:rPr>
+                <w:b w:val="0"/>
+                <w:sz w:val="18"/>
               </w:rPr>
               <w:t>10 min</w:t>
             </w:r>
@@ -664,12 +619,15 @@
             <w:tcW w:type="dxa" w:w="2409"/>
           </w:tcPr>
           <w:p>
-            <w:pPr>
-              <w:spacing w:after="20"/>
-            </w:pPr>
             <w:r>
               <w:rPr>
-                <w:sz w:val="19"/>
+                <w:sz w:val="18"/>
+              </w:rPr>
+            </w:r>
+            <w:r>
+              <w:rPr>
+                <w:b w:val="0"/>
+                <w:sz w:val="18"/>
               </w:rPr>
               <w:t>每人轮流分享："最触动我的一句话／一个观点是什么？"（不评论他人）</w:t>
             </w:r>
@@ -680,12 +638,15 @@
             <w:tcW w:type="dxa" w:w="2409"/>
           </w:tcPr>
           <w:p>
-            <w:pPr>
-              <w:spacing w:after="20"/>
-            </w:pPr>
             <w:r>
               <w:rPr>
-                <w:sz w:val="19"/>
+                <w:sz w:val="18"/>
+              </w:rPr>
+            </w:r>
+            <w:r>
+              <w:rPr>
+                <w:b w:val="0"/>
+                <w:sz w:val="18"/>
               </w:rPr>
               <w:t>主持第一个分享，营造安全氛围</w:t>
             </w:r>
@@ -696,22 +657,25 @@
         <w:tc>
           <w:tcPr>
             <w:tcW w:type="dxa" w:w="2409"/>
-            <w:shd w:val="clear" w:color="auto" w:fill="F2F2F2"/>
+            <w:shd w:val="clear" w:fill="F2F5FA"/>
           </w:tcPr>
           <w:p>
-            <w:pPr>
-              <w:spacing w:after="20"/>
-            </w:pPr>
             <w:r>
               <w:rPr>
-                <w:sz w:val="19"/>
+                <w:sz w:val="18"/>
+              </w:rPr>
+            </w:r>
+            <w:r>
+              <w:rPr>
+                <w:b w:val="0"/>
+                <w:sz w:val="18"/>
               </w:rPr>
               <w:t xml:space="preserve">🎯 </w:t>
             </w:r>
             <w:r>
               <w:rPr>
                 <w:b/>
-                <w:sz w:val="19"/>
+                <w:sz w:val="18"/>
               </w:rPr>
               <w:t>第一轮主题讨论</w:t>
             </w:r>
@@ -720,15 +684,18 @@
         <w:tc>
           <w:tcPr>
             <w:tcW w:type="dxa" w:w="2409"/>
-            <w:shd w:val="clear" w:color="auto" w:fill="F2F2F2"/>
+            <w:shd w:val="clear" w:fill="F2F5FA"/>
           </w:tcPr>
           <w:p>
-            <w:pPr>
-              <w:spacing w:after="20"/>
-            </w:pPr>
             <w:r>
               <w:rPr>
-                <w:sz w:val="19"/>
+                <w:sz w:val="18"/>
+              </w:rPr>
+            </w:r>
+            <w:r>
+              <w:rPr>
+                <w:b w:val="0"/>
+                <w:sz w:val="18"/>
               </w:rPr>
               <w:t>10 min</w:t>
             </w:r>
@@ -737,15 +704,18 @@
         <w:tc>
           <w:tcPr>
             <w:tcW w:type="dxa" w:w="2409"/>
-            <w:shd w:val="clear" w:color="auto" w:fill="F2F2F2"/>
+            <w:shd w:val="clear" w:fill="F2F5FA"/>
           </w:tcPr>
           <w:p>
-            <w:pPr>
-              <w:spacing w:after="20"/>
-            </w:pPr>
             <w:r>
               <w:rPr>
-                <w:sz w:val="19"/>
+                <w:sz w:val="18"/>
+              </w:rPr>
+            </w:r>
+            <w:r>
+              <w:rPr>
+                <w:b w:val="0"/>
+                <w:sz w:val="18"/>
               </w:rPr>
               <w:t>围绕 2–3 个分层次引导问题（现象—影响—应对）开放式讨论</w:t>
             </w:r>
@@ -754,15 +724,18 @@
         <w:tc>
           <w:tcPr>
             <w:tcW w:type="dxa" w:w="2409"/>
-            <w:shd w:val="clear" w:color="auto" w:fill="F2F2F2"/>
+            <w:shd w:val="clear" w:fill="F2F5FA"/>
           </w:tcPr>
           <w:p>
-            <w:pPr>
-              <w:spacing w:after="20"/>
-            </w:pPr>
             <w:r>
               <w:rPr>
-                <w:sz w:val="19"/>
+                <w:sz w:val="18"/>
+              </w:rPr>
+            </w:r>
+            <w:r>
+              <w:rPr>
+                <w:b w:val="0"/>
+                <w:sz w:val="18"/>
               </w:rPr>
               <w:t>朗读问题，引导讨论，不提供答案</w:t>
             </w:r>
@@ -775,19 +748,22 @@
             <w:tcW w:type="dxa" w:w="2409"/>
           </w:tcPr>
           <w:p>
-            <w:pPr>
-              <w:spacing w:after="20"/>
-            </w:pPr>
             <w:r>
               <w:rPr>
-                <w:sz w:val="19"/>
+                <w:sz w:val="18"/>
+              </w:rPr>
+            </w:r>
+            <w:r>
+              <w:rPr>
+                <w:b w:val="0"/>
+                <w:sz w:val="18"/>
               </w:rPr>
               <w:t xml:space="preserve">🧘 </w:t>
             </w:r>
             <w:r>
               <w:rPr>
                 <w:b/>
-                <w:sz w:val="19"/>
+                <w:sz w:val="18"/>
               </w:rPr>
               <w:t>禅修练习</w:t>
             </w:r>
@@ -798,12 +774,15 @@
             <w:tcW w:type="dxa" w:w="2409"/>
           </w:tcPr>
           <w:p>
-            <w:pPr>
-              <w:spacing w:after="20"/>
-            </w:pPr>
             <w:r>
               <w:rPr>
-                <w:sz w:val="19"/>
+                <w:sz w:val="18"/>
+              </w:rPr>
+            </w:r>
+            <w:r>
+              <w:rPr>
+                <w:b w:val="0"/>
+                <w:sz w:val="18"/>
               </w:rPr>
               <w:t>15 min</w:t>
             </w:r>
@@ -814,12 +793,15 @@
             <w:tcW w:type="dxa" w:w="2409"/>
           </w:tcPr>
           <w:p>
-            <w:pPr>
-              <w:spacing w:after="20"/>
-            </w:pPr>
             <w:r>
               <w:rPr>
-                <w:sz w:val="19"/>
+                <w:sz w:val="18"/>
+              </w:rPr>
+            </w:r>
+            <w:r>
+              <w:rPr>
+                <w:b w:val="0"/>
+                <w:sz w:val="18"/>
               </w:rPr>
               <w:t>结合当周主题的引导式练习（含禅修禁忌提示；可静可动）</w:t>
             </w:r>
@@ -830,19 +812,22 @@
             <w:tcW w:type="dxa" w:w="2409"/>
           </w:tcPr>
           <w:p>
-            <w:pPr>
-              <w:spacing w:after="20"/>
-            </w:pPr>
+            <w:r>
+              <w:rPr>
+                <w:sz w:val="18"/>
+              </w:rPr>
+            </w:r>
             <w:r>
               <w:rPr>
                 <w:b/>
-                <w:sz w:val="19"/>
+                <w:sz w:val="18"/>
               </w:rPr>
               <w:t>照读引导词即可</w:t>
             </w:r>
             <w:r>
               <w:rPr>
-                <w:sz w:val="19"/>
+                <w:b w:val="0"/>
+                <w:sz w:val="18"/>
               </w:rPr>
               <w:t>，不需会禅修</w:t>
             </w:r>
@@ -853,22 +838,25 @@
         <w:tc>
           <w:tcPr>
             <w:tcW w:type="dxa" w:w="2409"/>
-            <w:shd w:val="clear" w:color="auto" w:fill="F2F2F2"/>
+            <w:shd w:val="clear" w:fill="F2F5FA"/>
           </w:tcPr>
           <w:p>
-            <w:pPr>
-              <w:spacing w:after="20"/>
-            </w:pPr>
             <w:r>
               <w:rPr>
-                <w:sz w:val="19"/>
+                <w:sz w:val="18"/>
+              </w:rPr>
+            </w:r>
+            <w:r>
+              <w:rPr>
+                <w:b w:val="0"/>
+                <w:sz w:val="18"/>
               </w:rPr>
               <w:t xml:space="preserve">📖 </w:t>
             </w:r>
             <w:r>
               <w:rPr>
                 <w:b/>
-                <w:sz w:val="19"/>
+                <w:sz w:val="18"/>
               </w:rPr>
               <w:t>共读原文2</w:t>
             </w:r>
@@ -877,15 +865,18 @@
         <w:tc>
           <w:tcPr>
             <w:tcW w:type="dxa" w:w="2409"/>
-            <w:shd w:val="clear" w:color="auto" w:fill="F2F2F2"/>
+            <w:shd w:val="clear" w:fill="F2F5FA"/>
           </w:tcPr>
           <w:p>
-            <w:pPr>
-              <w:spacing w:after="20"/>
-            </w:pPr>
             <w:r>
               <w:rPr>
-                <w:sz w:val="19"/>
+                <w:sz w:val="18"/>
+              </w:rPr>
+            </w:r>
+            <w:r>
+              <w:rPr>
+                <w:b w:val="0"/>
+                <w:sz w:val="18"/>
               </w:rPr>
               <w:t>20 min</w:t>
             </w:r>
@@ -894,15 +885,18 @@
         <w:tc>
           <w:tcPr>
             <w:tcW w:type="dxa" w:w="2409"/>
-            <w:shd w:val="clear" w:color="auto" w:fill="F2F2F2"/>
+            <w:shd w:val="clear" w:fill="F2F5FA"/>
           </w:tcPr>
           <w:p>
-            <w:pPr>
-              <w:spacing w:after="20"/>
-            </w:pPr>
             <w:r>
               <w:rPr>
-                <w:sz w:val="19"/>
+                <w:sz w:val="18"/>
+              </w:rPr>
+            </w:r>
+            <w:r>
+              <w:rPr>
+                <w:b w:val="0"/>
+                <w:sz w:val="18"/>
               </w:rPr>
               <w:t>全体一起默读／轮流朗读本周第二段"本周朗读段"原文</w:t>
             </w:r>
@@ -911,15 +905,18 @@
         <w:tc>
           <w:tcPr>
             <w:tcW w:type="dxa" w:w="2409"/>
-            <w:shd w:val="clear" w:color="auto" w:fill="F2F2F2"/>
+            <w:shd w:val="clear" w:fill="F2F5FA"/>
           </w:tcPr>
           <w:p>
-            <w:pPr>
-              <w:spacing w:after="20"/>
-            </w:pPr>
             <w:r>
               <w:rPr>
-                <w:sz w:val="19"/>
+                <w:sz w:val="18"/>
+              </w:rPr>
+            </w:r>
+            <w:r>
+              <w:rPr>
+                <w:b w:val="0"/>
+                <w:sz w:val="18"/>
               </w:rPr>
               <w:t>计时</w:t>
             </w:r>
@@ -932,19 +929,22 @@
             <w:tcW w:type="dxa" w:w="2409"/>
           </w:tcPr>
           <w:p>
-            <w:pPr>
-              <w:spacing w:after="20"/>
-            </w:pPr>
             <w:r>
               <w:rPr>
-                <w:sz w:val="19"/>
+                <w:sz w:val="18"/>
+              </w:rPr>
+            </w:r>
+            <w:r>
+              <w:rPr>
+                <w:b w:val="0"/>
+                <w:sz w:val="18"/>
               </w:rPr>
               <w:t xml:space="preserve">💬 </w:t>
             </w:r>
             <w:r>
               <w:rPr>
                 <w:b/>
-                <w:sz w:val="19"/>
+                <w:sz w:val="18"/>
               </w:rPr>
               <w:t>第二轮分享</w:t>
             </w:r>
@@ -955,12 +955,15 @@
             <w:tcW w:type="dxa" w:w="2409"/>
           </w:tcPr>
           <w:p>
-            <w:pPr>
-              <w:spacing w:after="20"/>
-            </w:pPr>
             <w:r>
               <w:rPr>
-                <w:sz w:val="19"/>
+                <w:sz w:val="18"/>
+              </w:rPr>
+            </w:r>
+            <w:r>
+              <w:rPr>
+                <w:b w:val="0"/>
+                <w:sz w:val="18"/>
               </w:rPr>
               <w:t>10 min</w:t>
             </w:r>
@@ -971,12 +974,15 @@
             <w:tcW w:type="dxa" w:w="2409"/>
           </w:tcPr>
           <w:p>
-            <w:pPr>
-              <w:spacing w:after="20"/>
-            </w:pPr>
             <w:r>
               <w:rPr>
-                <w:sz w:val="19"/>
+                <w:sz w:val="18"/>
+              </w:rPr>
+            </w:r>
+            <w:r>
+              <w:rPr>
+                <w:b w:val="0"/>
+                <w:sz w:val="18"/>
               </w:rPr>
               <w:t>每人轮流分享："最触动我的一句话／一个观点是什么？"（不评论他人）</w:t>
             </w:r>
@@ -987,12 +993,15 @@
             <w:tcW w:type="dxa" w:w="2409"/>
           </w:tcPr>
           <w:p>
-            <w:pPr>
-              <w:spacing w:after="20"/>
-            </w:pPr>
             <w:r>
               <w:rPr>
-                <w:sz w:val="19"/>
+                <w:sz w:val="18"/>
+              </w:rPr>
+            </w:r>
+            <w:r>
+              <w:rPr>
+                <w:b w:val="0"/>
+                <w:sz w:val="18"/>
               </w:rPr>
               <w:t>温和推进</w:t>
             </w:r>
@@ -1003,22 +1012,25 @@
         <w:tc>
           <w:tcPr>
             <w:tcW w:type="dxa" w:w="2409"/>
-            <w:shd w:val="clear" w:color="auto" w:fill="F2F2F2"/>
+            <w:shd w:val="clear" w:fill="F2F5FA"/>
           </w:tcPr>
           <w:p>
-            <w:pPr>
-              <w:spacing w:after="20"/>
-            </w:pPr>
             <w:r>
               <w:rPr>
-                <w:sz w:val="19"/>
+                <w:sz w:val="18"/>
+              </w:rPr>
+            </w:r>
+            <w:r>
+              <w:rPr>
+                <w:b w:val="0"/>
+                <w:sz w:val="18"/>
               </w:rPr>
               <w:t xml:space="preserve">🎯 </w:t>
             </w:r>
             <w:r>
               <w:rPr>
                 <w:b/>
-                <w:sz w:val="19"/>
+                <w:sz w:val="18"/>
               </w:rPr>
               <w:t>第二轮主题讨论</w:t>
             </w:r>
@@ -1027,15 +1039,18 @@
         <w:tc>
           <w:tcPr>
             <w:tcW w:type="dxa" w:w="2409"/>
-            <w:shd w:val="clear" w:color="auto" w:fill="F2F2F2"/>
+            <w:shd w:val="clear" w:fill="F2F5FA"/>
           </w:tcPr>
           <w:p>
-            <w:pPr>
-              <w:spacing w:after="20"/>
-            </w:pPr>
             <w:r>
               <w:rPr>
-                <w:sz w:val="19"/>
+                <w:sz w:val="18"/>
+              </w:rPr>
+            </w:r>
+            <w:r>
+              <w:rPr>
+                <w:b w:val="0"/>
+                <w:sz w:val="18"/>
               </w:rPr>
               <w:t>10 min</w:t>
             </w:r>
@@ -1044,15 +1059,18 @@
         <w:tc>
           <w:tcPr>
             <w:tcW w:type="dxa" w:w="2409"/>
-            <w:shd w:val="clear" w:color="auto" w:fill="F2F2F2"/>
+            <w:shd w:val="clear" w:fill="F2F5FA"/>
           </w:tcPr>
           <w:p>
-            <w:pPr>
-              <w:spacing w:after="20"/>
-            </w:pPr>
             <w:r>
               <w:rPr>
-                <w:sz w:val="19"/>
+                <w:sz w:val="18"/>
+              </w:rPr>
+            </w:r>
+            <w:r>
+              <w:rPr>
+                <w:b w:val="0"/>
+                <w:sz w:val="18"/>
               </w:rPr>
               <w:t>围绕 2–3 个分层次引导问题开放式讨论</w:t>
             </w:r>
@@ -1061,15 +1079,18 @@
         <w:tc>
           <w:tcPr>
             <w:tcW w:type="dxa" w:w="2409"/>
-            <w:shd w:val="clear" w:color="auto" w:fill="F2F2F2"/>
+            <w:shd w:val="clear" w:fill="F2F5FA"/>
           </w:tcPr>
           <w:p>
-            <w:pPr>
-              <w:spacing w:after="20"/>
-            </w:pPr>
             <w:r>
               <w:rPr>
-                <w:sz w:val="19"/>
+                <w:sz w:val="18"/>
+              </w:rPr>
+            </w:r>
+            <w:r>
+              <w:rPr>
+                <w:b w:val="0"/>
+                <w:sz w:val="18"/>
               </w:rPr>
               <w:t>朗读问题，引导讨论</w:t>
             </w:r>
@@ -1082,19 +1103,22 @@
             <w:tcW w:type="dxa" w:w="2409"/>
           </w:tcPr>
           <w:p>
-            <w:pPr>
-              <w:spacing w:after="20"/>
-            </w:pPr>
             <w:r>
               <w:rPr>
-                <w:sz w:val="19"/>
+                <w:sz w:val="18"/>
+              </w:rPr>
+            </w:r>
+            <w:r>
+              <w:rPr>
+                <w:b w:val="0"/>
+                <w:sz w:val="18"/>
               </w:rPr>
               <w:t xml:space="preserve">🔚 </w:t>
             </w:r>
             <w:r>
               <w:rPr>
                 <w:b/>
-                <w:sz w:val="19"/>
+                <w:sz w:val="18"/>
               </w:rPr>
               <w:t>收尾与回向</w:t>
             </w:r>
@@ -1105,12 +1129,15 @@
             <w:tcW w:type="dxa" w:w="2409"/>
           </w:tcPr>
           <w:p>
-            <w:pPr>
-              <w:spacing w:after="20"/>
-            </w:pPr>
             <w:r>
               <w:rPr>
-                <w:sz w:val="19"/>
+                <w:sz w:val="18"/>
+              </w:rPr>
+            </w:r>
+            <w:r>
+              <w:rPr>
+                <w:b w:val="0"/>
+                <w:sz w:val="18"/>
               </w:rPr>
               <w:t>15 min</w:t>
             </w:r>
@@ -1121,12 +1148,15 @@
             <w:tcW w:type="dxa" w:w="2409"/>
           </w:tcPr>
           <w:p>
-            <w:pPr>
-              <w:spacing w:after="20"/>
-            </w:pPr>
             <w:r>
               <w:rPr>
-                <w:sz w:val="19"/>
+                <w:sz w:val="18"/>
+              </w:rPr>
+            </w:r>
+            <w:r>
+              <w:rPr>
+                <w:b w:val="0"/>
+                <w:sz w:val="18"/>
               </w:rPr>
               <w:t>每人一句话总结 ＋ 下周预告 ＋ 回向</w:t>
             </w:r>
@@ -1137,12 +1167,15 @@
             <w:tcW w:type="dxa" w:w="2409"/>
           </w:tcPr>
           <w:p>
-            <w:pPr>
-              <w:spacing w:after="20"/>
-            </w:pPr>
             <w:r>
               <w:rPr>
-                <w:sz w:val="19"/>
+                <w:sz w:val="18"/>
+              </w:rPr>
+            </w:r>
+            <w:r>
+              <w:rPr>
+                <w:b w:val="0"/>
+                <w:sz w:val="18"/>
               </w:rPr>
               <w:t>主持轮流发言，带领回向</w:t>
             </w:r>
@@ -1152,323 +1185,231 @@
     </w:tbl>
     <w:p>
       <w:pPr>
-        <w:spacing w:before="40" w:after="80"/>
-        <w:ind w:left="283"/>
-        <w:shd w:val="clear" w:color="auto" w:fill="EEF2F8"/>
+        <w:ind w:left="170"/>
         <w:pBdr>
-          <w:left w:val="single" w:sz="20" w:space="6" w:color="1F3864"/>
+          <w:left w:val="single" w:sz="18" w:space="4" w:color="1F3864"/>
         </w:pBdr>
+        <w:shd w:val="clear" w:fill="F2F5FA"/>
       </w:pPr>
       <w:r>
         <w:rPr>
-          <w:sz w:val="20"/>
+          <w:b w:val="0"/>
         </w:rPr>
         <w:t xml:space="preserve">💡 </w:t>
       </w:r>
       <w:r>
         <w:rPr>
           <w:b/>
-          <w:sz w:val="20"/>
         </w:rPr>
         <w:t>时长说明</w:t>
       </w:r>
       <w:r>
         <w:rPr>
-          <w:sz w:val="20"/>
+          <w:b w:val="0"/>
         </w:rPr>
         <w:t xml:space="preserve">：九环节时长合计约 </w:t>
       </w:r>
       <w:r>
         <w:rPr>
           <w:b/>
-          <w:sz w:val="20"/>
         </w:rPr>
         <w:t>120 分钟</w:t>
       </w:r>
       <w:r>
         <w:rPr>
-          <w:sz w:val="20"/>
+          <w:b w:val="0"/>
         </w:rPr>
         <w:t>（静心10／共读1 20／分享1 10／讨论1 10／禅修15／共读2 20／分享2 10／讨论2 10／收尾15）。每周由</w:t>
       </w:r>
       <w:r>
         <w:rPr>
           <w:b/>
-          <w:sz w:val="20"/>
         </w:rPr>
         <w:t>连续两周内容合并</w:t>
       </w:r>
       <w:r>
         <w:rPr>
-          <w:sz w:val="20"/>
+          <w:b w:val="0"/>
         </w:rPr>
         <w:t>而成，含两段共读原文（各约20分钟朗读量，时间不够时只读标注★核心的段落）；原则不变：</w:t>
       </w:r>
       <w:r>
         <w:rPr>
           <w:b/>
-          <w:sz w:val="20"/>
         </w:rPr>
         <w:t>宁可少讨论，不省略禅修练习</w:t>
       </w:r>
       <w:r>
         <w:rPr>
-          <w:sz w:val="20"/>
+          <w:b w:val="0"/>
         </w:rPr>
         <w:t>。</w:t>
       </w:r>
     </w:p>
     <w:p>
-      <w:pPr>
-        <w:spacing w:before="160" w:after="80"/>
-      </w:pPr>
       <w:r>
         <w:rPr>
-          <w:rFonts w:ascii="Microsoft YaHei" w:hAnsi="Microsoft YaHei" w:eastAsia="Microsoft YaHei"/>
           <w:b/>
           <w:color w:val="1F3864"/>
-          <w:sz w:val="28"/>
+          <w:sz w:val="26"/>
         </w:rPr>
         <w:t>三、主持人的11条守则</w:t>
       </w:r>
     </w:p>
     <w:p>
       <w:pPr>
-        <w:spacing w:before="40" w:after="80"/>
-        <w:ind w:left="283"/>
-        <w:shd w:val="clear" w:color="auto" w:fill="EEF2F8"/>
+        <w:ind w:left="170"/>
         <w:pBdr>
-          <w:left w:val="single" w:sz="20" w:space="6" w:color="1F3864"/>
+          <w:left w:val="single" w:sz="18" w:space="4" w:color="1F3864"/>
         </w:pBdr>
+        <w:shd w:val="clear" w:fill="F2F5FA"/>
       </w:pPr>
       <w:r>
         <w:rPr>
-          <w:sz w:val="20"/>
+          <w:b w:val="0"/>
         </w:rPr>
         <w:t xml:space="preserve">说明：本节 11 条为完整版；每周文档开头的"主持人速览"另附 </w:t>
       </w:r>
       <w:r>
         <w:rPr>
           <w:b/>
-          <w:sz w:val="20"/>
         </w:rPr>
         <w:t>10 条精简版</w:t>
       </w:r>
       <w:r>
         <w:rPr>
-          <w:sz w:val="20"/>
+          <w:b w:val="0"/>
         </w:rPr>
         <w:t>（为本节的凝练合并，并新增"冷场→主持人先分享"一条），两者内容一致、并不冲突。</w:t>
       </w:r>
     </w:p>
     <w:p>
       <w:pPr>
-        <w:ind w:left="340"/>
+        <w:pStyle w:val="ListNumber"/>
       </w:pPr>
       <w:r>
         <w:rPr>
-          <w:b/>
-          <w:sz w:val="21"/>
-        </w:rPr>
-        <w:t xml:space="preserve">1. </w:t>
-      </w:r>
-      <w:r>
-        <w:rPr>
-          <w:sz w:val="21"/>
+          <w:b w:val="0"/>
         </w:rPr>
         <w:t>你不需要懂内容——你只需要按流程走</w:t>
       </w:r>
     </w:p>
     <w:p>
       <w:pPr>
-        <w:ind w:left="340"/>
+        <w:pStyle w:val="ListNumber"/>
       </w:pPr>
       <w:r>
         <w:rPr>
-          <w:b/>
-          <w:sz w:val="21"/>
-        </w:rPr>
-        <w:t xml:space="preserve">2. </w:t>
-      </w:r>
-      <w:r>
-        <w:rPr>
-          <w:sz w:val="21"/>
+          <w:b w:val="0"/>
         </w:rPr>
         <w:t>不要讲解——让原文自己说话，让每个人从原文中获取自己的理解</w:t>
       </w:r>
     </w:p>
     <w:p>
       <w:pPr>
-        <w:ind w:left="340"/>
+        <w:pStyle w:val="ListNumber"/>
       </w:pPr>
       <w:r>
         <w:rPr>
-          <w:b/>
-          <w:sz w:val="21"/>
-        </w:rPr>
-        <w:t xml:space="preserve">3. </w:t>
-      </w:r>
-      <w:r>
-        <w:rPr>
-          <w:sz w:val="21"/>
+          <w:b w:val="0"/>
         </w:rPr>
         <w:t>当有人问"正确答案是什么"时，温柔地说："我们先听听大家的看法"</w:t>
       </w:r>
     </w:p>
     <w:p>
       <w:pPr>
-        <w:ind w:left="340"/>
+        <w:pStyle w:val="ListNumber"/>
       </w:pPr>
       <w:r>
         <w:rPr>
-          <w:b/>
-          <w:sz w:val="21"/>
-        </w:rPr>
-        <w:t xml:space="preserve">4. </w:t>
-      </w:r>
-      <w:r>
-        <w:rPr>
-          <w:sz w:val="21"/>
+          <w:b w:val="0"/>
         </w:rPr>
         <w:t>确保每个人都有说话的机会——可用"我们还没听到某某的想法"</w:t>
       </w:r>
     </w:p>
     <w:p>
       <w:pPr>
-        <w:ind w:left="340"/>
+        <w:pStyle w:val="ListNumber"/>
       </w:pPr>
       <w:r>
         <w:rPr>
-          <w:b/>
-          <w:sz w:val="21"/>
-        </w:rPr>
-        <w:t xml:space="preserve">5. </w:t>
-      </w:r>
-      <w:r>
-        <w:rPr>
-          <w:sz w:val="21"/>
+          <w:b w:val="0"/>
         </w:rPr>
         <w:t>如果有人跑题太久，说："这个很有意思，我们先把话题拉回到今天的原文"</w:t>
       </w:r>
     </w:p>
     <w:p>
       <w:pPr>
-        <w:ind w:left="340"/>
+        <w:pStyle w:val="ListNumber"/>
       </w:pPr>
       <w:r>
         <w:rPr>
-          <w:b/>
-          <w:sz w:val="21"/>
-        </w:rPr>
-        <w:t xml:space="preserve">6. </w:t>
-      </w:r>
-      <w:r>
-        <w:rPr>
-          <w:sz w:val="21"/>
+          <w:b w:val="0"/>
         </w:rPr>
         <w:t>如果有人发生争论，说："我们听到两种不同的看法，这很好，大家都可以保留自己的理解"</w:t>
       </w:r>
     </w:p>
     <w:p>
       <w:pPr>
-        <w:ind w:left="340"/>
+        <w:pStyle w:val="ListNumber"/>
       </w:pPr>
       <w:r>
         <w:rPr>
-          <w:b/>
-          <w:sz w:val="21"/>
-        </w:rPr>
-        <w:t xml:space="preserve">7. </w:t>
-      </w:r>
-      <w:r>
-        <w:rPr>
-          <w:sz w:val="21"/>
+          <w:b w:val="0"/>
         </w:rPr>
         <w:t>永远不说"我来解释一下"——而是说"原文里是怎么说的？我们再读一遍那段"</w:t>
       </w:r>
     </w:p>
     <w:p>
       <w:pPr>
-        <w:ind w:left="340"/>
+        <w:pStyle w:val="ListNumber"/>
       </w:pPr>
       <w:r>
         <w:rPr>
-          <w:b/>
-          <w:sz w:val="21"/>
-        </w:rPr>
-        <w:t xml:space="preserve">8. </w:t>
-      </w:r>
-      <w:r>
-        <w:rPr>
-          <w:sz w:val="21"/>
+          <w:b w:val="0"/>
         </w:rPr>
         <w:t>第一轮分享不允许对别人的发言做评论——每人只说自己的触动</w:t>
       </w:r>
     </w:p>
     <w:p>
       <w:pPr>
-        <w:ind w:left="340"/>
+        <w:pStyle w:val="ListNumber"/>
       </w:pPr>
       <w:r>
         <w:rPr>
-          <w:b/>
-          <w:sz w:val="21"/>
-        </w:rPr>
-        <w:t xml:space="preserve">9. </w:t>
-      </w:r>
-      <w:r>
-        <w:rPr>
-          <w:sz w:val="21"/>
+          <w:b w:val="0"/>
         </w:rPr>
         <w:t>禅修练习照读引导词即可——不需要会禅修，也不需要示范</w:t>
       </w:r>
     </w:p>
     <w:p>
       <w:pPr>
-        <w:ind w:left="340"/>
+        <w:pStyle w:val="ListNumber"/>
       </w:pPr>
       <w:r>
         <w:rPr>
-          <w:b/>
-          <w:sz w:val="21"/>
-        </w:rPr>
-        <w:t xml:space="preserve">10. </w:t>
-      </w:r>
-      <w:r>
-        <w:rPr>
-          <w:sz w:val="21"/>
+          <w:b w:val="0"/>
         </w:rPr>
         <w:t>时间到了就推进——不必等每个问题都"讨论透彻"</w:t>
       </w:r>
     </w:p>
     <w:p>
       <w:pPr>
-        <w:ind w:left="340"/>
+        <w:pStyle w:val="ListNumber"/>
       </w:pPr>
       <w:r>
         <w:rPr>
-          <w:b/>
-          <w:sz w:val="21"/>
-        </w:rPr>
-        <w:t xml:space="preserve">11. </w:t>
-      </w:r>
-      <w:r>
-        <w:rPr>
-          <w:sz w:val="21"/>
+          <w:b w:val="0"/>
         </w:rPr>
         <w:t>最后留出时间让大家一起回向，把共学的功德回向给一切众生</w:t>
       </w:r>
     </w:p>
     <w:p>
-      <w:pPr>
-        <w:spacing w:before="160" w:after="80"/>
-      </w:pPr>
       <w:r>
         <w:rPr>
-          <w:rFonts w:ascii="Microsoft YaHei" w:hAnsi="Microsoft YaHei" w:eastAsia="Microsoft YaHei"/>
           <w:b/>
           <w:color w:val="1F3864"/>
-          <w:sz w:val="28"/>
+          <w:sz w:val="26"/>
         </w:rPr>
         <w:t>四、禅修练习特别提示（很重要！）</w:t>
       </w:r>
@@ -1476,88 +1417,82 @@
     <w:p>
       <w:r>
         <w:rPr>
-          <w:sz w:val="21"/>
+          <w:b w:val="0"/>
         </w:rPr>
         <w:t>禅修入门读书会和一般读书会不同——</w:t>
       </w:r>
       <w:r>
         <w:rPr>
           <w:b/>
-          <w:sz w:val="21"/>
         </w:rPr>
         <w:t>它包含实际练习环节</w:t>
       </w:r>
       <w:r>
         <w:rPr>
-          <w:sz w:val="21"/>
+          <w:b w:val="0"/>
         </w:rPr>
         <w:t>。每周标准流程中的"🧘 禅修练习"（15分钟），由主持人带领大家实际坐禅或经行：除第4周含经行练习外，其余各周以坐禅为主。做法很简单——</w:t>
       </w:r>
       <w:r>
         <w:rPr>
           <w:b/>
-          <w:sz w:val="21"/>
         </w:rPr>
         <w:t>把每周文档里写好的引导词照读一遍即可</w:t>
       </w:r>
       <w:r>
         <w:rPr>
-          <w:sz w:val="21"/>
+          <w:b w:val="0"/>
         </w:rPr>
         <w:t>。</w:t>
       </w:r>
     </w:p>
     <w:p>
       <w:pPr>
-        <w:spacing w:before="40" w:after="80"/>
-        <w:ind w:left="283"/>
-        <w:shd w:val="clear" w:color="auto" w:fill="EEF2F8"/>
+        <w:ind w:left="170"/>
         <w:pBdr>
-          <w:left w:val="single" w:sz="20" w:space="6" w:color="1F3864"/>
+          <w:left w:val="single" w:sz="18" w:space="4" w:color="1F3864"/>
         </w:pBdr>
+        <w:shd w:val="clear" w:fill="F2F5FA"/>
       </w:pPr>
       <w:r>
         <w:rPr>
-          <w:sz w:val="20"/>
+          <w:b w:val="0"/>
         </w:rPr>
         <w:t xml:space="preserve">⚠️ </w:t>
       </w:r>
       <w:r>
         <w:rPr>
           <w:b/>
-          <w:sz w:val="20"/>
         </w:rPr>
         <w:t>注意（4周版）</w:t>
       </w:r>
       <w:r>
         <w:rPr>
-          <w:sz w:val="20"/>
+          <w:b w:val="0"/>
         </w:rPr>
         <w:t>：因每周由连续两周合并，每周围"🧘 禅修练习"环节含</w:t>
       </w:r>
       <w:r>
         <w:rPr>
           <w:b/>
-          <w:sz w:val="20"/>
         </w:rPr>
         <w:t>两段原周次的引导词</w:t>
       </w:r>
       <w:r>
         <w:rPr>
-          <w:sz w:val="20"/>
+          <w:b w:val="0"/>
         </w:rPr>
         <w:t>。时间紧可读其一，或各取前半段（合计约15分钟）；时间富余可两段都做。做法与原来相同——</w:t>
       </w:r>
       <w:r>
         <w:rPr>
           <w:b/>
-          <w:sz w:val="20"/>
         </w:rPr>
         <w:t>照读引导词即可</w:t>
       </w:r>
       <w:r>
         <w:rPr>
-          <w:sz w:val="20"/>
+          <w:b w:val="0"/>
         </w:rPr>
         <w:t>，不需要会禅修，也不需要示范。</w:t>
       </w:r>
@@ -1565,51 +1500,123 @@
     <w:p>
       <w:r>
         <w:rPr>
-          <w:sz w:val="21"/>
+          <w:b w:val="0"/>
         </w:rPr>
         <w:t>下面这段是</w:t>
       </w:r>
       <w:r>
         <w:rPr>
           <w:b/>
-          <w:sz w:val="21"/>
         </w:rPr>
         <w:t>通用的简短坐禅引导词</w:t>
       </w:r>
       <w:r>
         <w:rPr>
-          <w:sz w:val="21"/>
+          <w:b w:val="0"/>
         </w:rPr>
         <w:t>（约5-10分钟，提炼自古源尊者《禅坐引导文》），任何一周都可以直接使用：</w:t>
       </w:r>
     </w:p>
     <w:p>
       <w:pPr>
-        <w:spacing w:before="40" w:after="80"/>
-        <w:ind w:left="283"/>
-        <w:shd w:val="clear" w:color="auto" w:fill="EEF2F8"/>
+        <w:ind w:left="170"/>
         <w:pBdr>
-          <w:left w:val="single" w:sz="20" w:space="6" w:color="1F3864"/>
+          <w:left w:val="single" w:sz="18" w:space="4" w:color="1F3864"/>
         </w:pBdr>
+        <w:shd w:val="clear" w:fill="F2F5FA"/>
       </w:pPr>
       <w:r>
         <w:rPr>
-          <w:sz w:val="20"/>
+          <w:b w:val="0"/>
         </w:rPr>
-        <w:t>"请大家自然地坐好，坐舒服就好——散盘、单盘或坐在椅子上都可以。轻轻闭上眼睛。 想像自己像一棵青松：臀部以下像树根一样扎稳，身体自然挺拔，放松，不用刻意绷紧。（停顿） 现在，把注意力放在鼻头、人中附近——就是呼吸进进出出时，气息碰到皮肤的那个触点。什么都不用做，只是知道：气息进来，知道进来；气息出去，知道出去。（停顿） 呼吸清晰就清晰地知道，模糊就模糊地知道，不分析、不评价、不判断，自然、轻松地觉知它。（停顿2-3分钟） 如果妄念来了，不用赶它——知道有妄念，就已经是正念了，轻轻回到呼吸上就好。腿痛、发痒，只要不影响呼吸，就先忽略它。（停顿） 好，现在慢慢动动手指、脚趾，搓搓手掌，把温热的手掌敷在眼睛上，轻轻睁开眼睛。"</w:t>
+        <w:t>"请大家自然地坐好，坐舒服就好——散盘、单盘或坐在椅子上都可以。轻轻闭上眼睛。</w:t>
+      </w:r>
+    </w:p>
+    <w:p>
+      <w:pPr>
+        <w:ind w:left="170"/>
+        <w:pBdr>
+          <w:left w:val="single" w:sz="18" w:space="4" w:color="1F3864"/>
+        </w:pBdr>
+        <w:shd w:val="clear" w:fill="F2F5FA"/>
+      </w:pPr>
+      <w:r>
+        <w:rPr>
+          <w:b w:val="0"/>
+        </w:rPr>
+        <w:t>想像自己像一棵青松：臀部以下像树根一样扎稳，身体自然挺拔，放松，不用刻意绷紧。（停顿）</w:t>
+      </w:r>
+    </w:p>
+    <w:p>
+      <w:pPr>
+        <w:ind w:left="170"/>
+        <w:pBdr>
+          <w:left w:val="single" w:sz="18" w:space="4" w:color="1F3864"/>
+        </w:pBdr>
+        <w:shd w:val="clear" w:fill="F2F5FA"/>
+      </w:pPr>
+      <w:r>
+        <w:rPr>
+          <w:b w:val="0"/>
+        </w:rPr>
+        <w:t>现在，把注意力放在鼻头、人中附近——就是呼吸进进出出时，气息碰到皮肤的那个触点。什么都不用做，只是知道：气息进来，知道进来；气息出去，知道出去。（停顿）</w:t>
+      </w:r>
+    </w:p>
+    <w:p>
+      <w:pPr>
+        <w:ind w:left="170"/>
+        <w:pBdr>
+          <w:left w:val="single" w:sz="18" w:space="4" w:color="1F3864"/>
+        </w:pBdr>
+        <w:shd w:val="clear" w:fill="F2F5FA"/>
+      </w:pPr>
+      <w:r>
+        <w:rPr>
+          <w:b w:val="0"/>
+        </w:rPr>
+        <w:t>呼吸清晰就清晰地知道，模糊就模糊地知道，不分析、不评价、不判断，自然、轻松地觉知它。（停顿2-3分钟）</w:t>
+      </w:r>
+    </w:p>
+    <w:p>
+      <w:pPr>
+        <w:ind w:left="170"/>
+        <w:pBdr>
+          <w:left w:val="single" w:sz="18" w:space="4" w:color="1F3864"/>
+        </w:pBdr>
+        <w:shd w:val="clear" w:fill="F2F5FA"/>
+      </w:pPr>
+      <w:r>
+        <w:rPr>
+          <w:b w:val="0"/>
+        </w:rPr>
+        <w:t>如果妄念来了，不用赶它——知道有妄念，就已经是正念了，轻轻回到呼吸上就好。腿痛、发痒，只要不影响呼吸，就先忽略它。（停顿）</w:t>
+      </w:r>
+    </w:p>
+    <w:p>
+      <w:pPr>
+        <w:ind w:left="170"/>
+        <w:pBdr>
+          <w:left w:val="single" w:sz="18" w:space="4" w:color="1F3864"/>
+        </w:pBdr>
+        <w:shd w:val="clear" w:fill="F2F5FA"/>
+      </w:pPr>
+      <w:r>
+        <w:rPr>
+          <w:b w:val="0"/>
+        </w:rPr>
+        <w:t>好，现在慢慢动动手指、脚趾，搓搓手掌，把温热的手掌敷在眼睛上，轻轻睁开眼睛。"</w:t>
       </w:r>
     </w:p>
     <w:p>
       <w:r>
         <w:rPr>
           <w:b/>
-          <w:sz w:val="21"/>
         </w:rPr>
         <w:t>主持人不需要"会禅修"</w:t>
       </w:r>
       <w:r>
         <w:rPr>
-          <w:sz w:val="21"/>
+          <w:b w:val="0"/>
         </w:rPr>
         <w:t>——只需把引导词念一遍，然后陪大家一起安静地坐。引导词出自古源尊者的《禅坐引导文》，每周文档的"禅修练习"环节都附有当周可直接照读的版本。</w:t>
       </w:r>
@@ -1617,47 +1624,41 @@
     <w:p>
       <w:r>
         <w:rPr>
-          <w:sz w:val="21"/>
+          <w:b w:val="0"/>
         </w:rPr>
         <w:t xml:space="preserve">⚠️ </w:t>
       </w:r>
       <w:r>
         <w:rPr>
           <w:b/>
-          <w:sz w:val="21"/>
         </w:rPr>
         <w:t>注意</w:t>
       </w:r>
       <w:r>
         <w:rPr>
-          <w:sz w:val="21"/>
+          <w:b w:val="0"/>
         </w:rPr>
         <w:t>：如果参与者问"我入定了吗""我看到光正常吗"，你可以回答：</w:t>
       </w:r>
       <w:r>
         <w:rPr>
           <w:b/>
-          <w:sz w:val="21"/>
         </w:rPr>
         <w:t>"每个人体验不同，不用追求什么状态，我们按引导词练习就好，下周可以分享你的体验。如果禅修中出现强烈不适，可以随时睁眼停下。"</w:t>
       </w:r>
       <w:r>
         <w:rPr>
-          <w:sz w:val="21"/>
+          <w:b w:val="0"/>
         </w:rPr>
         <w:t>——不需要给标准答案。</w:t>
       </w:r>
     </w:p>
     <w:p>
-      <w:pPr>
-        <w:spacing w:before="160" w:after="80"/>
-      </w:pPr>
       <w:r>
         <w:rPr>
-          <w:rFonts w:ascii="Microsoft YaHei" w:hAnsi="Microsoft YaHei" w:eastAsia="Microsoft YaHei"/>
           <w:b/>
           <w:color w:val="1F3864"/>
-          <w:sz w:val="28"/>
+          <w:sz w:val="26"/>
         </w:rPr>
         <w:t>五、4周课程总览</w:t>
       </w:r>
@@ -1666,7 +1667,6 @@
       <w:tblPr>
         <w:tblStyle w:val="TableGrid"/>
         <w:tblW w:type="auto" w:w="0"/>
-        <w:jc w:val="center"/>
         <w:tblLook w:firstColumn="1" w:firstRow="1" w:lastColumn="0" w:lastRow="0" w:noHBand="0" w:noVBand="1" w:val="04A0"/>
       </w:tblPr>
       <w:tblGrid>
@@ -1678,17 +1678,20 @@
         <w:tc>
           <w:tcPr>
             <w:tcW w:type="dxa" w:w="3213"/>
-            <w:shd w:val="clear" w:color="auto" w:fill="1F3864"/>
+            <w:shd w:val="clear" w:fill="1F3864"/>
           </w:tcPr>
           <w:p>
-            <w:pPr>
-              <w:spacing w:after="20"/>
-            </w:pPr>
             <w:r>
               <w:rPr>
-                <w:b/>
                 <w:color w:val="FFFFFF"/>
-                <w:sz w:val="19"/>
+                <w:sz w:val="18"/>
+              </w:rPr>
+            </w:r>
+            <w:r>
+              <w:rPr>
+                <w:b w:val="0"/>
+                <w:color w:val="FFFFFF"/>
+                <w:sz w:val="18"/>
               </w:rPr>
               <w:t>周次</w:t>
             </w:r>
@@ -1697,17 +1700,20 @@
         <w:tc>
           <w:tcPr>
             <w:tcW w:type="dxa" w:w="3213"/>
-            <w:shd w:val="clear" w:color="auto" w:fill="1F3864"/>
+            <w:shd w:val="clear" w:fill="1F3864"/>
           </w:tcPr>
           <w:p>
-            <w:pPr>
-              <w:spacing w:after="20"/>
-            </w:pPr>
             <w:r>
               <w:rPr>
-                <w:b/>
                 <w:color w:val="FFFFFF"/>
-                <w:sz w:val="19"/>
+                <w:sz w:val="18"/>
+              </w:rPr>
+            </w:r>
+            <w:r>
+              <w:rPr>
+                <w:b w:val="0"/>
+                <w:color w:val="FFFFFF"/>
+                <w:sz w:val="18"/>
               </w:rPr>
               <w:t>主题</w:t>
             </w:r>
@@ -1716,17 +1722,20 @@
         <w:tc>
           <w:tcPr>
             <w:tcW w:type="dxa" w:w="3213"/>
-            <w:shd w:val="clear" w:color="auto" w:fill="1F3864"/>
+            <w:shd w:val="clear" w:fill="1F3864"/>
           </w:tcPr>
           <w:p>
-            <w:pPr>
-              <w:spacing w:after="20"/>
-            </w:pPr>
             <w:r>
               <w:rPr>
-                <w:b/>
                 <w:color w:val="FFFFFF"/>
-                <w:sz w:val="19"/>
+                <w:sz w:val="18"/>
+              </w:rPr>
+            </w:r>
+            <w:r>
+              <w:rPr>
+                <w:b w:val="0"/>
+                <w:color w:val="FFFFFF"/>
+                <w:sz w:val="18"/>
               </w:rPr>
               <w:t>核心原文资料（资源短名 · 类型，均为原8周取材）</w:t>
             </w:r>
@@ -1739,12 +1748,15 @@
             <w:tcW w:type="dxa" w:w="3213"/>
           </w:tcPr>
           <w:p>
-            <w:pPr>
-              <w:spacing w:after="20"/>
-            </w:pPr>
             <w:r>
               <w:rPr>
-                <w:sz w:val="19"/>
+                <w:sz w:val="18"/>
+              </w:rPr>
+            </w:r>
+            <w:r>
+              <w:rPr>
+                <w:b w:val="0"/>
+                <w:sz w:val="18"/>
               </w:rPr>
               <w:t>第1周</w:t>
             </w:r>
@@ -1755,12 +1767,15 @@
             <w:tcW w:type="dxa" w:w="3213"/>
           </w:tcPr>
           <w:p>
-            <w:pPr>
-              <w:spacing w:after="20"/>
-            </w:pPr>
             <w:r>
               <w:rPr>
-                <w:sz w:val="19"/>
+                <w:sz w:val="18"/>
+              </w:rPr>
+            </w:r>
+            <w:r>
+              <w:rPr>
+                <w:b w:val="0"/>
+                <w:sz w:val="18"/>
               </w:rPr>
               <w:t>禅修入门与正确坐姿</w:t>
             </w:r>
@@ -1771,12 +1786,15 @@
             <w:tcW w:type="dxa" w:w="3213"/>
           </w:tcPr>
           <w:p>
-            <w:pPr>
-              <w:spacing w:after="20"/>
-            </w:pPr>
             <w:r>
               <w:rPr>
-                <w:sz w:val="19"/>
+                <w:sz w:val="18"/>
+              </w:rPr>
+            </w:r>
+            <w:r>
+              <w:rPr>
+                <w:b w:val="0"/>
+                <w:sz w:val="18"/>
               </w:rPr>
               <w:t>《如来禅修学体系介绍06》（录音转写）；《如来禅修学体系17·时代特点与确立目标》（PDF课件）；《包容寺修习营01·如来禅修学体系简介》（录音转写）｜《古源尊者禅坐引导文》（Word）；《入出息念浅析2·前行》（PDF课件）；《18_入出息念·坐姿要领》（录音转写）</w:t>
             </w:r>
@@ -1787,15 +1805,18 @@
         <w:tc>
           <w:tcPr>
             <w:tcW w:type="dxa" w:w="3213"/>
-            <w:shd w:val="clear" w:color="auto" w:fill="F2F2F2"/>
+            <w:shd w:val="clear" w:fill="F2F5FA"/>
           </w:tcPr>
           <w:p>
-            <w:pPr>
-              <w:spacing w:after="20"/>
-            </w:pPr>
             <w:r>
               <w:rPr>
-                <w:sz w:val="19"/>
+                <w:sz w:val="18"/>
+              </w:rPr>
+            </w:r>
+            <w:r>
+              <w:rPr>
+                <w:b w:val="0"/>
+                <w:sz w:val="18"/>
               </w:rPr>
               <w:t>第2周</w:t>
             </w:r>
@@ -1804,15 +1825,18 @@
         <w:tc>
           <w:tcPr>
             <w:tcW w:type="dxa" w:w="3213"/>
-            <w:shd w:val="clear" w:color="auto" w:fill="F2F2F2"/>
+            <w:shd w:val="clear" w:fill="F2F5FA"/>
           </w:tcPr>
           <w:p>
-            <w:pPr>
-              <w:spacing w:after="20"/>
-            </w:pPr>
             <w:r>
               <w:rPr>
-                <w:sz w:val="19"/>
+                <w:sz w:val="18"/>
+              </w:rPr>
+            </w:r>
+            <w:r>
+              <w:rPr>
+                <w:b w:val="0"/>
+                <w:sz w:val="18"/>
               </w:rPr>
               <w:t>安般念修法与数息对治</w:t>
             </w:r>
@@ -1821,15 +1845,18 @@
         <w:tc>
           <w:tcPr>
             <w:tcW w:type="dxa" w:w="3213"/>
-            <w:shd w:val="clear" w:color="auto" w:fill="F2F2F2"/>
+            <w:shd w:val="clear" w:fill="F2F5FA"/>
           </w:tcPr>
           <w:p>
-            <w:pPr>
-              <w:spacing w:after="20"/>
-            </w:pPr>
             <w:r>
               <w:rPr>
-                <w:sz w:val="19"/>
+                <w:sz w:val="18"/>
+              </w:rPr>
+            </w:r>
+            <w:r>
+              <w:rPr>
+                <w:b w:val="0"/>
+                <w:sz w:val="18"/>
               </w:rPr>
               <w:t>《入出息念浅析6·修习2》三法部分（PDF课件）；《入出息念业处十六事》框架总表（PDF课件）｜《入出息念浅析6·修习2》四阶段部分（PDF课件）；《14_入出息念·数息》（录音转写）；《入出息念浅析5·修习1》（录音转写）</w:t>
             </w:r>
@@ -1842,12 +1869,15 @@
             <w:tcW w:type="dxa" w:w="3213"/>
           </w:tcPr>
           <w:p>
-            <w:pPr>
-              <w:spacing w:after="20"/>
-            </w:pPr>
             <w:r>
               <w:rPr>
-                <w:sz w:val="19"/>
+                <w:sz w:val="18"/>
+              </w:rPr>
+            </w:r>
+            <w:r>
+              <w:rPr>
+                <w:b w:val="0"/>
+                <w:sz w:val="18"/>
               </w:rPr>
               <w:t>第3周</w:t>
             </w:r>
@@ -1858,12 +1888,15 @@
             <w:tcW w:type="dxa" w:w="3213"/>
           </w:tcPr>
           <w:p>
-            <w:pPr>
-              <w:spacing w:after="20"/>
-            </w:pPr>
             <w:r>
               <w:rPr>
-                <w:sz w:val="19"/>
+                <w:sz w:val="18"/>
+              </w:rPr>
+            </w:r>
+            <w:r>
+              <w:rPr>
+                <w:b w:val="0"/>
+                <w:sz w:val="18"/>
               </w:rPr>
               <w:t>禅相培育与五盖对治</w:t>
             </w:r>
@@ -1874,12 +1907,15 @@
             <w:tcW w:type="dxa" w:w="3213"/>
           </w:tcPr>
           <w:p>
-            <w:pPr>
-              <w:spacing w:after="20"/>
-            </w:pPr>
             <w:r>
               <w:rPr>
-                <w:sz w:val="19"/>
+                <w:sz w:val="18"/>
+              </w:rPr>
+            </w:r>
+            <w:r>
+              <w:rPr>
+                <w:b w:val="0"/>
+                <w:sz w:val="18"/>
               </w:rPr>
               <w:t>《入出息念浅析7·修习3》（PDF课件）；《入出息念业处十六事》禅相部分（PDF课件）；《入出息念》（帕奥西亚多，PDF）｜《止观前行实修营8·舍离五盖1》（PDF课件＋共修版）；《百花古寺禅修营27·大念处经讲记24》（录音转写）；《止观前行实修营12·舍离五盖5》（录音转写）</w:t>
             </w:r>
@@ -1890,15 +1926,18 @@
         <w:tc>
           <w:tcPr>
             <w:tcW w:type="dxa" w:w="3213"/>
-            <w:shd w:val="clear" w:color="auto" w:fill="F2F2F2"/>
+            <w:shd w:val="clear" w:fill="F2F5FA"/>
           </w:tcPr>
           <w:p>
-            <w:pPr>
-              <w:spacing w:after="20"/>
-            </w:pPr>
             <w:r>
               <w:rPr>
-                <w:sz w:val="19"/>
+                <w:sz w:val="18"/>
+              </w:rPr>
+            </w:r>
+            <w:r>
+              <w:rPr>
+                <w:b w:val="0"/>
+                <w:sz w:val="18"/>
               </w:rPr>
               <w:t>第4周</w:t>
             </w:r>
@@ -1907,15 +1946,18 @@
         <w:tc>
           <w:tcPr>
             <w:tcW w:type="dxa" w:w="3213"/>
-            <w:shd w:val="clear" w:color="auto" w:fill="F2F2F2"/>
+            <w:shd w:val="clear" w:fill="F2F5FA"/>
           </w:tcPr>
           <w:p>
-            <w:pPr>
-              <w:spacing w:after="20"/>
-            </w:pPr>
             <w:r>
               <w:rPr>
-                <w:sz w:val="19"/>
+                <w:sz w:val="18"/>
+              </w:rPr>
+            </w:r>
+            <w:r>
+              <w:rPr>
+                <w:b w:val="0"/>
+                <w:sz w:val="18"/>
               </w:rPr>
               <w:t>经行日常正念与修学规划</w:t>
             </w:r>
@@ -1924,15 +1966,18 @@
         <w:tc>
           <w:tcPr>
             <w:tcW w:type="dxa" w:w="3213"/>
-            <w:shd w:val="clear" w:color="auto" w:fill="F2F2F2"/>
+            <w:shd w:val="clear" w:fill="F2F5FA"/>
           </w:tcPr>
           <w:p>
-            <w:pPr>
-              <w:spacing w:after="20"/>
-            </w:pPr>
             <w:r>
               <w:rPr>
-                <w:sz w:val="19"/>
+                <w:sz w:val="18"/>
+              </w:rPr>
+            </w:r>
+            <w:r>
+              <w:rPr>
+                <w:b w:val="0"/>
+                <w:sz w:val="18"/>
               </w:rPr>
               <w:t>《云台寺安居禅修04·拆解习惯和经行》（PDF）；《177讲·四威仪1》（PDF共修版）；《觉察姿势与动作》（录音转写）｜《如来禅修学体系17·时代特点与确立目标》发愿部分（PDF课件）；《如来禅修学体系32·法随法行3》（PDF课件）；《云台寺安居禅修13·大念处经略说》（PDF）</w:t>
             </w:r>
@@ -1942,43 +1987,37 @@
     </w:tbl>
     <w:p>
       <w:pPr>
-        <w:spacing w:before="40" w:after="80"/>
-        <w:ind w:left="283"/>
-        <w:shd w:val="clear" w:color="auto" w:fill="EEF2F8"/>
+        <w:ind w:left="170"/>
         <w:pBdr>
-          <w:left w:val="single" w:sz="20" w:space="6" w:color="1F3864"/>
+          <w:left w:val="single" w:sz="18" w:space="4" w:color="1F3864"/>
         </w:pBdr>
+        <w:shd w:val="clear" w:fill="F2F5FA"/>
       </w:pPr>
       <w:r>
         <w:rPr>
-          <w:sz w:val="20"/>
+          <w:b w:val="0"/>
         </w:rPr>
         <w:t>注：上表为每周</w:t>
       </w:r>
       <w:r>
         <w:rPr>
           <w:b/>
-          <w:sz w:val="20"/>
         </w:rPr>
         <w:t>主要</w:t>
       </w:r>
       <w:r>
         <w:rPr>
-          <w:sz w:val="20"/>
+          <w:b w:val="0"/>
         </w:rPr>
         <w:t>原文资料的"节选清单"（同批上座部资料按主题分周取段，部分课件跨周共用）；每周的完整共读材料以该周文档与《原文全集》附录为准。本4周版未增减任何原文资料，仅将连续两周合并共读。</w:t>
       </w:r>
     </w:p>
     <w:p>
-      <w:pPr>
-        <w:spacing w:before="160" w:after="80"/>
-      </w:pPr>
       <w:r>
         <w:rPr>
-          <w:rFonts w:ascii="Microsoft YaHei" w:hAnsi="Microsoft YaHei" w:eastAsia="Microsoft YaHei"/>
           <w:b/>
           <w:color w:val="1F3864"/>
-          <w:sz w:val="28"/>
+          <w:sz w:val="26"/>
         </w:rPr>
         <w:t>六、重要提醒：每一讲都可以换新主持人！</w:t>
       </w:r>
@@ -1987,132 +2026,107 @@
       <w:r>
         <w:rPr>
           <w:b/>
-          <w:sz w:val="21"/>
         </w:rPr>
         <w:t>每份周文档都有两个版本</w:t>
       </w:r>
       <w:r>
         <w:rPr>
-          <w:sz w:val="21"/>
+          <w:b w:val="0"/>
         </w:rPr>
         <w:t>：主持人版和学员版。</w:t>
       </w:r>
     </w:p>
     <w:p>
       <w:pPr>
-        <w:ind w:left="340"/>
+        <w:pStyle w:val="ListBullet"/>
       </w:pPr>
       <w:r>
         <w:rPr>
-          <w:color w:val="1F3864"/>
-          <w:sz w:val="21"/>
-        </w:rPr>
-        <w:t xml:space="preserve">• </w:t>
-      </w:r>
-      <w:r>
-        <w:rPr>
           <w:b/>
-          <w:sz w:val="21"/>
         </w:rPr>
         <w:t>主持人版</w:t>
       </w:r>
       <w:r>
         <w:rPr>
-          <w:sz w:val="21"/>
+          <w:b w:val="0"/>
         </w:rPr>
         <w:t>（第X周_XXX_主持人版.md）：供主持人使用，开头内置"⭐ 本讲主持人速览"和"⏱ 时间弹性指南"，共读原文按次序完整呈现并标注★核心/◈扩展，禅修练习含两段引导词，扩展内容包位于收尾回向之前，末尾附"本讲主持人特别提醒"。</w:t>
       </w:r>
     </w:p>
     <w:p>
       <w:pPr>
-        <w:ind w:left="340"/>
+        <w:pStyle w:val="ListBullet"/>
       </w:pPr>
       <w:r>
         <w:rPr>
-          <w:color w:val="1F3864"/>
-          <w:sz w:val="21"/>
-        </w:rPr>
-        <w:t xml:space="preserve">• </w:t>
-      </w:r>
-      <w:r>
-        <w:rPr>
           <w:b/>
-          <w:sz w:val="21"/>
         </w:rPr>
         <w:t>学员版</w:t>
       </w:r>
       <w:r>
         <w:rPr>
-          <w:sz w:val="21"/>
+          <w:b w:val="0"/>
         </w:rPr>
         <w:t>（第X周_XXX_学员版.md）：供参与者使用，共读内容（材料顺序、完整文字、核心/扩展标注）、讨论问题、禅修练习引导词、扩展内容包、回向文与主持人版</w:t>
       </w:r>
       <w:r>
         <w:rPr>
           <w:b/>
-          <w:sz w:val="21"/>
         </w:rPr>
         <w:t>完全一致</w:t>
       </w:r>
       <w:r>
         <w:rPr>
-          <w:sz w:val="21"/>
+          <w:b w:val="0"/>
         </w:rPr>
         <w:t>，仅不含主持人专属内容（速览、时间弹性指南、操作提示、特别提醒）。</w:t>
       </w:r>
     </w:p>
     <w:p>
       <w:pPr>
-        <w:spacing w:before="40" w:after="80"/>
-        <w:ind w:left="283"/>
-        <w:shd w:val="clear" w:color="auto" w:fill="EEF2F8"/>
+        <w:ind w:left="170"/>
         <w:pBdr>
-          <w:left w:val="single" w:sz="20" w:space="6" w:color="1F3864"/>
+          <w:left w:val="single" w:sz="18" w:space="4" w:color="1F3864"/>
         </w:pBdr>
+        <w:shd w:val="clear" w:fill="F2F5FA"/>
       </w:pPr>
       <w:r>
         <w:rPr>
-          <w:sz w:val="20"/>
+          <w:b w:val="0"/>
         </w:rPr>
         <w:t>如果本讲换了新主持人，只需要：①打开当周</w:t>
       </w:r>
       <w:r>
         <w:rPr>
           <w:b/>
-          <w:sz w:val="20"/>
         </w:rPr>
         <w:t>主持人版</w:t>
       </w:r>
       <w:r>
         <w:rPr>
-          <w:sz w:val="20"/>
+          <w:b w:val="0"/>
         </w:rPr>
         <w:t>读"主持人速览"；②按流程走（学员看</w:t>
       </w:r>
       <w:r>
         <w:rPr>
           <w:b/>
-          <w:sz w:val="20"/>
         </w:rPr>
         <w:t>学员版</w:t>
       </w:r>
       <w:r>
         <w:rPr>
-          <w:sz w:val="20"/>
+          <w:b w:val="0"/>
         </w:rPr>
         <w:t>，内容一致）；③禅修练习照读引导词即可；④时间不够就"浓缩"，时间富余就"扩展"。</w:t>
       </w:r>
     </w:p>
     <w:p>
-      <w:pPr>
-        <w:spacing w:before="160" w:after="80"/>
-      </w:pPr>
       <w:r>
         <w:rPr>
-          <w:rFonts w:ascii="Microsoft YaHei" w:hAnsi="Microsoft YaHei" w:eastAsia="Microsoft YaHei"/>
           <w:b/>
           <w:color w:val="1F3864"/>
-          <w:sz w:val="28"/>
+          <w:sz w:val="26"/>
         </w:rPr>
         <w:t>七、如何获取共读原文（重要！）</w:t>
       </w:r>
@@ -2121,13 +2135,12 @@
       <w:r>
         <w:rPr>
           <w:b/>
-          <w:sz w:val="21"/>
         </w:rPr>
         <w:t>本资料包完全自足：全部共读原文的文字已完整内嵌在每周文档和《原文全集.md》中，使用过程中无需再去查知识库</w:t>
       </w:r>
       <w:r>
         <w:rPr>
-          <w:sz w:val="21"/>
+          <w:b w:val="0"/>
         </w:rPr>
         <w:t>——照读或轮流朗读即可。</w:t>
       </w:r>
@@ -2135,63 +2148,56 @@
     <w:p>
       <w:r>
         <w:rPr>
-          <w:sz w:val="21"/>
+          <w:b w:val="0"/>
         </w:rPr>
         <w:t xml:space="preserve">想对照原文件时：按每周文档中标注的 </w:t>
       </w:r>
       <w:r>
         <w:rPr>
           <w:b/>
-          <w:sz w:val="21"/>
         </w:rPr>
         <w:t>media_id</w:t>
       </w:r>
       <w:r>
         <w:rPr>
-          <w:sz w:val="21"/>
+          <w:b w:val="0"/>
         </w:rPr>
         <w:t>，在 ima.copilot 知识库「古源尊者开示及上座部佛教资料」中搜索资料标题，即可打开对应资源。</w:t>
       </w:r>
     </w:p>
     <w:p>
       <w:pPr>
-        <w:spacing w:before="40" w:after="80"/>
-        <w:ind w:left="283"/>
-        <w:shd w:val="clear" w:color="auto" w:fill="EEF2F8"/>
+        <w:ind w:left="170"/>
         <w:pBdr>
-          <w:left w:val="single" w:sz="20" w:space="6" w:color="1F3864"/>
+          <w:left w:val="single" w:sz="18" w:space="4" w:color="1F3864"/>
         </w:pBdr>
+        <w:shd w:val="clear" w:fill="F2F5FA"/>
       </w:pPr>
       <w:r>
         <w:rPr>
-          <w:sz w:val="20"/>
+          <w:b w:val="0"/>
         </w:rPr>
         <w:t xml:space="preserve">💡 </w:t>
       </w:r>
       <w:r>
         <w:rPr>
           <w:b/>
-          <w:sz w:val="20"/>
         </w:rPr>
         <w:t>为什么只标注出处、不放置链接？</w:t>
       </w:r>
       <w:r>
         <w:rPr>
-          <w:sz w:val="20"/>
+          <w:b w:val="0"/>
         </w:rPr>
         <w:t xml:space="preserve"> 知识库的临时导出链接会过期（会出现"t info expired"等失效提示），因此本轮资料包不放置临时链接，改为完整标注资源标题与 media_id 及打开方式。共读所需文字已全部内嵌，不影响正常使用。</w:t>
       </w:r>
     </w:p>
     <w:p>
-      <w:pPr>
-        <w:spacing w:before="160" w:after="80"/>
-      </w:pPr>
       <w:r>
         <w:rPr>
-          <w:rFonts w:ascii="Microsoft YaHei" w:hAnsi="Microsoft YaHei" w:eastAsia="Microsoft YaHei"/>
           <w:b/>
           <w:color w:val="1F3864"/>
-          <w:sz w:val="28"/>
+          <w:sz w:val="26"/>
         </w:rPr>
         <w:t>八、回向文（每周结束用）</w:t>
       </w:r>
@@ -2199,63 +2205,67 @@
     <w:p>
       <w:r>
         <w:rPr>
-          <w:sz w:val="21"/>
+          <w:b w:val="0"/>
         </w:rPr>
         <w:t>每周结束时，带领大家一起念：</w:t>
       </w:r>
     </w:p>
     <w:p>
       <w:pPr>
-        <w:spacing w:before="40" w:after="80"/>
-        <w:ind w:left="283"/>
-        <w:shd w:val="clear" w:color="auto" w:fill="EEF2F8"/>
+        <w:ind w:left="170"/>
         <w:pBdr>
-          <w:left w:val="single" w:sz="20" w:space="6" w:color="1F3864"/>
+          <w:left w:val="single" w:sz="18" w:space="4" w:color="1F3864"/>
         </w:pBdr>
+        <w:shd w:val="clear" w:fill="F2F5FA"/>
       </w:pPr>
       <w:r>
         <w:rPr>
           <w:b/>
-          <w:sz w:val="20"/>
         </w:rPr>
         <w:t>愿我此功德，导向诸漏尽！</w:t>
       </w:r>
-      <w:r>
-        <w:rPr>
-          <w:sz w:val="20"/>
-        </w:rPr>
-        <w:t xml:space="preserve"> </w:t>
-      </w:r>
+    </w:p>
+    <w:p>
+      <w:pPr>
+        <w:ind w:left="170"/>
+        <w:pBdr>
+          <w:left w:val="single" w:sz="18" w:space="4" w:color="1F3864"/>
+        </w:pBdr>
+        <w:shd w:val="clear" w:fill="F2F5FA"/>
+      </w:pPr>
       <w:r>
         <w:rPr>
           <w:b/>
-          <w:sz w:val="20"/>
         </w:rPr>
         <w:t>愿我此功德，为证涅槃缘！</w:t>
       </w:r>
-      <w:r>
-        <w:rPr>
-          <w:sz w:val="20"/>
-        </w:rPr>
-        <w:t xml:space="preserve"> </w:t>
-      </w:r>
+    </w:p>
+    <w:p>
+      <w:pPr>
+        <w:ind w:left="170"/>
+        <w:pBdr>
+          <w:left w:val="single" w:sz="18" w:space="4" w:color="1F3864"/>
+        </w:pBdr>
+        <w:shd w:val="clear" w:fill="F2F5FA"/>
+      </w:pPr>
       <w:r>
         <w:rPr>
           <w:b/>
-          <w:sz w:val="20"/>
         </w:rPr>
         <w:t>我此功德分，回向诸有情！</w:t>
       </w:r>
-      <w:r>
-        <w:rPr>
-          <w:sz w:val="20"/>
-        </w:rPr>
-        <w:t xml:space="preserve"> </w:t>
-      </w:r>
+    </w:p>
+    <w:p>
+      <w:pPr>
+        <w:ind w:left="170"/>
+        <w:pBdr>
+          <w:left w:val="single" w:sz="18" w:space="4" w:color="1F3864"/>
+        </w:pBdr>
+        <w:shd w:val="clear" w:fill="F2F5FA"/>
+      </w:pPr>
       <w:r>
         <w:rPr>
           <w:b/>
-          <w:sz w:val="20"/>
         </w:rPr>
         <w:t>愿彼等一切，同得功德分！</w:t>
       </w:r>
@@ -2263,38 +2273,36 @@
     <w:p>
       <w:r>
         <w:rPr>
-          <w:sz w:val="21"/>
+          <w:b w:val="0"/>
         </w:rPr>
         <w:t>（此回向偈出自古源尊者课件通用回向内容）</w:t>
       </w:r>
     </w:p>
     <w:p>
       <w:pPr>
-        <w:spacing w:before="40" w:after="80"/>
-        <w:ind w:left="283"/>
-        <w:shd w:val="clear" w:color="auto" w:fill="EEF2F8"/>
+        <w:ind w:left="170"/>
         <w:pBdr>
-          <w:left w:val="single" w:sz="20" w:space="6" w:color="1F3864"/>
+          <w:left w:val="single" w:sz="18" w:space="4" w:color="1F3864"/>
         </w:pBdr>
+        <w:shd w:val="clear" w:fill="F2F5FA"/>
       </w:pPr>
       <w:r>
         <w:rPr>
-          <w:sz w:val="20"/>
+          <w:b w:val="0"/>
         </w:rPr>
         <w:t xml:space="preserve">📚 </w:t>
       </w:r>
       <w:r>
         <w:rPr>
           <w:b/>
-          <w:sz w:val="20"/>
         </w:rPr>
         <w:t>下一份文档</w:t>
       </w:r>
       <w:r>
         <w:rPr>
-          <w:sz w:val="20"/>
+          <w:b w:val="0"/>
         </w:rPr>
-        <w:t>：`第1周_禅修入门与正确坐姿_主持人版.md`</w:t>
+        <w:t>：第1周_禅修入门与正确坐姿_主持人版.md</w:t>
       </w:r>
     </w:p>
     <w:sectPr>
@@ -2316,7 +2324,11 @@
       <w:pStyle w:val="Footer"/>
       <w:jc w:val="center"/>
     </w:pPr>
-    <w:fldSimple w:instr="PAGE"/>
+    <w:r>
+      <w:fldChar w:fldCharType="begin"/>
+      <w:instrText xml:space="preserve">PAGE</w:instrText>
+      <w:fldChar w:fldCharType="end"/>
+    </w:r>
   </w:p>
 </w:ftr>
 </file>
@@ -2330,10 +2342,10 @@
     </w:pPr>
     <w:r>
       <w:rPr>
-        <w:color w:val="808080"/>
+        <w:color w:val="1F3864"/>
         <w:sz w:val="16"/>
       </w:rPr>
-      <w:t>读书会01·主持人总指南（朗读优化版）</w:t>
+      <w:t>读书会01 · 主持人总指南 · 朗读优化版（4周版）</w:t>
     </w:r>
   </w:p>
 </w:hdr>
@@ -2702,11 +2714,8 @@
     <w:name w:val="Normal"/>
     <w:qFormat/>
     <w:rsid w:val="00FC693F"/>
-    <w:pPr>
-      <w:spacing w:line="324" w:lineRule="auto" w:after="60"/>
-    </w:pPr>
     <w:rPr>
-      <w:rFonts w:ascii="Microsoft YaHei" w:hAnsi="Microsoft YaHei" w:eastAsia="Microsoft YaHei"/>
+      <w:rFonts w:ascii="等线" w:hAnsi="等线" w:eastAsia="宋体"/>
       <w:sz w:val="21"/>
     </w:rPr>
   </w:style>
